--- a/Training Materials/9. Kafka/1. Kafka Messaging/Supporting Materials/Kafka - Setup and Installation.docx
+++ b/Training Materials/9. Kafka/1. Kafka Messaging/Supporting Materials/Kafka - Setup and Installation.docx
@@ -1,6 +1,6 @@
 
 <file path=word/document.xml><?xml version="1.0" encoding="utf-8"?>
-<w:document xmlns:wpc="http://schemas.microsoft.com/office/word/2010/wordprocessingCanvas" xmlns:cx="http://schemas.microsoft.com/office/drawing/2014/chartex" xmlns:cx1="http://schemas.microsoft.com/office/drawing/2015/9/8/chartex" xmlns:cx2="http://schemas.microsoft.com/office/drawing/2015/10/21/chartex" xmlns:cx3="http://schemas.microsoft.com/office/drawing/2016/5/9/chartex" xmlns:cx4="http://schemas.microsoft.com/office/drawing/2016/5/10/chartex" xmlns:cx5="http://schemas.microsoft.com/office/drawing/2016/5/11/chartex" xmlns:cx6="http://schemas.microsoft.com/office/drawing/2016/5/12/chartex" xmlns:cx7="http://schemas.microsoft.com/office/drawing/2016/5/13/chartex" xmlns:cx8="http://schemas.microsoft.com/office/drawing/2016/5/14/chartex" xmlns:mc="http://schemas.openxmlformats.org/markup-compatibility/2006" xmlns:aink="http://schemas.microsoft.com/office/drawing/2016/ink" xmlns:am3d="http://schemas.microsoft.com/office/drawing/2017/model3d" xmlns:o="urn:schemas-microsoft-com:office:office" xmlns:oel="http://schemas.microsoft.com/office/2019/extlst" xmlns:r="http://schemas.openxmlformats.org/officeDocument/2006/relationships" xmlns:m="http://schemas.openxmlformats.org/officeDocument/2006/math" xmlns:v="urn:schemas-microsoft-com:vml" xmlns:wp14="http://schemas.microsoft.com/office/word/2010/wordprocessingDrawing" xmlns:wp="http://schemas.openxmlformats.org/drawingml/2006/wordprocessingDrawing" xmlns:w10="urn:schemas-microsoft-com:office:word" xmlns:w="http://schemas.openxmlformats.org/wordprocessingml/2006/main" xmlns:w14="http://schemas.microsoft.com/office/word/2010/wordml" xmlns:w15="http://schemas.microsoft.com/office/word/2012/wordml" xmlns:w16cex="http://schemas.microsoft.com/office/word/2018/wordml/cex" xmlns:w16cid="http://schemas.microsoft.com/office/word/2016/wordml/cid" xmlns:w16="http://schemas.microsoft.com/office/word/2018/wordml" xmlns:w16sdtdh="http://schemas.microsoft.com/office/word/2020/wordml/sdtdatahash" xmlns:w16se="http://schemas.microsoft.com/office/word/2015/wordml/symex" xmlns:wpg="http://schemas.microsoft.com/office/word/2010/wordprocessingGroup" xmlns:wpi="http://schemas.microsoft.com/office/word/2010/wordprocessingInk" xmlns:wne="http://schemas.microsoft.com/office/word/2006/wordml" xmlns:wps="http://schemas.microsoft.com/office/word/2010/wordprocessingShape" mc:Ignorable="w14 w15 w16se w16cid w16 w16cex w16sdtdh wp14">
+<w:document xmlns:wpc="http://schemas.microsoft.com/office/word/2010/wordprocessingCanvas" xmlns:cx="http://schemas.microsoft.com/office/drawing/2014/chartex" xmlns:cx1="http://schemas.microsoft.com/office/drawing/2015/9/8/chartex" xmlns:cx2="http://schemas.microsoft.com/office/drawing/2015/10/21/chartex" xmlns:cx3="http://schemas.microsoft.com/office/drawing/2016/5/9/chartex" xmlns:cx4="http://schemas.microsoft.com/office/drawing/2016/5/10/chartex" xmlns:cx5="http://schemas.microsoft.com/office/drawing/2016/5/11/chartex" xmlns:cx6="http://schemas.microsoft.com/office/drawing/2016/5/12/chartex" xmlns:cx7="http://schemas.microsoft.com/office/drawing/2016/5/13/chartex" xmlns:cx8="http://schemas.microsoft.com/office/drawing/2016/5/14/chartex" xmlns:mc="http://schemas.openxmlformats.org/markup-compatibility/2006" xmlns:aink="http://schemas.microsoft.com/office/drawing/2016/ink" xmlns:am3d="http://schemas.microsoft.com/office/drawing/2017/model3d" xmlns:o="urn:schemas-microsoft-com:office:office" xmlns:oel="http://schemas.microsoft.com/office/2019/extlst" xmlns:r="http://schemas.openxmlformats.org/officeDocument/2006/relationships" xmlns:m="http://schemas.openxmlformats.org/officeDocument/2006/math" xmlns:v="urn:schemas-microsoft-com:vml" xmlns:wp14="http://schemas.microsoft.com/office/word/2010/wordprocessingDrawing" xmlns:wp="http://schemas.openxmlformats.org/drawingml/2006/wordprocessingDrawing" xmlns:w10="urn:schemas-microsoft-com:office:word" xmlns:w="http://schemas.openxmlformats.org/wordprocessingml/2006/main" xmlns:w14="http://schemas.microsoft.com/office/word/2010/wordml" xmlns:w15="http://schemas.microsoft.com/office/word/2012/wordml" xmlns:w16cex="http://schemas.microsoft.com/office/word/2018/wordml/cex" xmlns:w16cid="http://schemas.microsoft.com/office/word/2016/wordml/cid" xmlns:w16="http://schemas.microsoft.com/office/word/2018/wordml" xmlns:w16du="http://schemas.microsoft.com/office/word/2023/wordml/word16du" xmlns:w16sdtdh="http://schemas.microsoft.com/office/word/2020/wordml/sdtdatahash" xmlns:w16sdtfl="http://schemas.microsoft.com/office/word/2024/wordml/sdtformatlock" xmlns:w16se="http://schemas.microsoft.com/office/word/2015/wordml/symex" xmlns:wpg="http://schemas.microsoft.com/office/word/2010/wordprocessingGroup" xmlns:wpi="http://schemas.microsoft.com/office/word/2010/wordprocessingInk" xmlns:wne="http://schemas.microsoft.com/office/word/2006/wordml" xmlns:wps="http://schemas.microsoft.com/office/word/2010/wordprocessingShape" mc:Ignorable="w14 w15 w16se w16cid w16 w16cex w16sdtdh w16sdtfl w16du wp14">
   <w:body>
     <w:p>
       <w:pPr>
@@ -1276,7 +1276,33 @@
           <w:shd w:val="clear" w:color="auto" w:fill="282A36"/>
           <w:lang w:bidi="ar"/>
         </w:rPr>
-        <w:t>.default.disable_ipv6</w:t>
+        <w:t>.</w:t>
+      </w:r>
+      <w:proofErr w:type="gramStart"/>
+      <w:r>
+        <w:rPr>
+          <w:rStyle w:val="HTMLCode"/>
+          <w:rFonts w:ascii="Segoe UI" w:eastAsia="Segoe UI" w:hAnsi="Segoe UI" w:cs="Segoe UI"/>
+          <w:color w:val="F8F8F2"/>
+          <w:sz w:val="24"/>
+          <w:szCs w:val="24"/>
+          <w:shd w:val="clear" w:color="auto" w:fill="282A36"/>
+          <w:lang w:bidi="ar"/>
+        </w:rPr>
+        <w:t>default.disable</w:t>
+      </w:r>
+      <w:proofErr w:type="gramEnd"/>
+      <w:r>
+        <w:rPr>
+          <w:rStyle w:val="HTMLCode"/>
+          <w:rFonts w:ascii="Segoe UI" w:eastAsia="Segoe UI" w:hAnsi="Segoe UI" w:cs="Segoe UI"/>
+          <w:color w:val="F8F8F2"/>
+          <w:sz w:val="24"/>
+          <w:szCs w:val="24"/>
+          <w:shd w:val="clear" w:color="auto" w:fill="282A36"/>
+          <w:lang w:bidi="ar"/>
+        </w:rPr>
+        <w:t>_ipv6</w:t>
       </w:r>
       <w:r>
         <w:rPr>
@@ -1360,7 +1386,25 @@
           <w:bdr w:val="none" w:sz="0" w:space="0" w:color="auto" w:frame="1"/>
           <w:lang w:eastAsia="en-US"/>
         </w:rPr>
-        <w:t>.lo.disable_ipv6</w:t>
+        <w:t>.</w:t>
+      </w:r>
+      <w:proofErr w:type="gramStart"/>
+      <w:r>
+        <w:rPr>
+          <w:rFonts w:ascii="var(--ff-mono)" w:eastAsia="Times New Roman" w:hAnsi="var(--ff-mono)" w:cs="Courier New"/>
+          <w:bdr w:val="none" w:sz="0" w:space="0" w:color="auto" w:frame="1"/>
+          <w:lang w:eastAsia="en-US"/>
+        </w:rPr>
+        <w:t>lo.disable</w:t>
+      </w:r>
+      <w:proofErr w:type="gramEnd"/>
+      <w:r>
+        <w:rPr>
+          <w:rFonts w:ascii="var(--ff-mono)" w:eastAsia="Times New Roman" w:hAnsi="var(--ff-mono)" w:cs="Courier New"/>
+          <w:bdr w:val="none" w:sz="0" w:space="0" w:color="auto" w:frame="1"/>
+          <w:lang w:eastAsia="en-US"/>
+        </w:rPr>
+        <w:t>_ipv6</w:t>
       </w:r>
     </w:p>
     <w:p>
@@ -1496,7 +1540,9 @@
         <w:textAlignment w:val="baseline"/>
         <w:rPr>
           <w:rFonts w:ascii="Segoe UI" w:eastAsia="Times New Roman" w:hAnsi="Segoe UI" w:cs="Segoe UI"/>
-          <w:color w:val="232629"/>
+          <w:b/>
+          <w:bCs/>
+          <w:color w:val="EE0000"/>
           <w:sz w:val="23"/>
           <w:szCs w:val="23"/>
           <w:lang w:eastAsia="en-US"/>
@@ -1505,7 +1551,9 @@
       <w:r>
         <w:rPr>
           <w:rFonts w:ascii="Segoe UI" w:eastAsia="Times New Roman" w:hAnsi="Segoe UI" w:cs="Segoe UI"/>
-          <w:color w:val="232629"/>
+          <w:b/>
+          <w:bCs/>
+          <w:color w:val="EE0000"/>
           <w:sz w:val="23"/>
           <w:szCs w:val="23"/>
           <w:lang w:eastAsia="en-US"/>
@@ -1516,7 +1564,9 @@
       <w:r>
         <w:rPr>
           <w:rFonts w:ascii="Segoe UI" w:eastAsia="Times New Roman" w:hAnsi="Segoe UI" w:cs="Segoe UI"/>
-          <w:color w:val="232629"/>
+          <w:b/>
+          <w:bCs/>
+          <w:color w:val="EE0000"/>
           <w:sz w:val="23"/>
           <w:szCs w:val="23"/>
           <w:lang w:eastAsia="en-US"/>
@@ -3685,9 +3735,9 @@
           <w:szCs w:val="21"/>
           <w:shd w:val="clear" w:color="auto" w:fill="00B6BA"/>
         </w:rPr>
-        <w:t xml:space="preserve"> ~/.</w:t>
-      </w:r>
-      <w:proofErr w:type="spellStart"/>
+        <w:t xml:space="preserve"> ~</w:t>
+      </w:r>
+      <w:proofErr w:type="gramStart"/>
       <w:r>
         <w:rPr>
           <w:rStyle w:val="HTMLCode"/>
@@ -3697,9 +3747,22 @@
           <w:szCs w:val="21"/>
           <w:shd w:val="clear" w:color="auto" w:fill="00B6BA"/>
         </w:rPr>
+        <w:t>/.</w:t>
+      </w:r>
+      <w:proofErr w:type="spellStart"/>
+      <w:r>
+        <w:rPr>
+          <w:rStyle w:val="HTMLCode"/>
+          <w:rFonts w:ascii="Courier" w:eastAsia="Courier" w:hAnsi="Courier" w:cs="Courier" w:hint="default"/>
+          <w:color w:val="FFFFFF"/>
+          <w:sz w:val="21"/>
+          <w:szCs w:val="21"/>
+          <w:shd w:val="clear" w:color="auto" w:fill="00B6BA"/>
+        </w:rPr>
         <w:t>bashrc.bak</w:t>
       </w:r>
       <w:proofErr w:type="spellEnd"/>
+      <w:proofErr w:type="gramEnd"/>
     </w:p>
     <w:p>
       <w:pPr>
@@ -5792,15 +5855,7 @@
           <w:color w:val="1A1523"/>
           <w:shd w:val="clear" w:color="auto" w:fill="FFFFFF"/>
         </w:rPr>
-        <w:t xml:space="preserve">Run the following command </w:t>
-      </w:r>
-      <w:r>
-        <w:rPr>
-          <w:rFonts w:ascii="Segoe UI" w:eastAsia="Segoe UI" w:hAnsi="Segoe UI" w:cs="Segoe UI"/>
-          <w:color w:val="1A1523"/>
-          <w:shd w:val="clear" w:color="auto" w:fill="FFFFFF"/>
-        </w:rPr>
-        <w:t>from the root of Apache Kafka to start Apache Kafka.</w:t>
+        <w:t>Run the following command from the root of Apache Kafka to start Apache Kafka.</w:t>
       </w:r>
     </w:p>
     <w:p>
@@ -5999,13 +6054,23 @@
           <w:color w:val="1A1523"/>
         </w:rPr>
       </w:pPr>
-      <w:r>
-        <w:rPr>
-          <w:rFonts w:ascii="Segoe UI" w:eastAsia="Segoe UI" w:hAnsi="Segoe UI" w:cs="Segoe UI"/>
-          <w:color w:val="1A1523"/>
-          <w:shd w:val="clear" w:color="auto" w:fill="FFFFFF"/>
-        </w:rPr>
-        <w:t>In order to easily access the Kafka binaries, you can edit your PATH variable by adding the following line to your system run commands to</w:t>
+      <w:proofErr w:type="gramStart"/>
+      <w:r>
+        <w:rPr>
+          <w:rFonts w:ascii="Segoe UI" w:eastAsia="Segoe UI" w:hAnsi="Segoe UI" w:cs="Segoe UI"/>
+          <w:color w:val="1A1523"/>
+          <w:shd w:val="clear" w:color="auto" w:fill="FFFFFF"/>
+        </w:rPr>
+        <w:t>In order to</w:t>
+      </w:r>
+      <w:proofErr w:type="gramEnd"/>
+      <w:r>
+        <w:rPr>
+          <w:rFonts w:ascii="Segoe UI" w:eastAsia="Segoe UI" w:hAnsi="Segoe UI" w:cs="Segoe UI"/>
+          <w:color w:val="1A1523"/>
+          <w:shd w:val="clear" w:color="auto" w:fill="FFFFFF"/>
+        </w:rPr>
+        <w:t xml:space="preserve"> easily access the Kafka binaries, you can edit your PATH variable by adding the following line to your system run commands to</w:t>
       </w:r>
       <w:r>
         <w:rPr>
@@ -6173,7 +6238,18 @@
           <w:szCs w:val="22"/>
           <w:shd w:val="clear" w:color="auto" w:fill="00B6BA"/>
         </w:rPr>
-        <w:t xml:space="preserve"> &gt;&gt; ~/.</w:t>
+        <w:t xml:space="preserve"> &gt;&gt; ~</w:t>
+      </w:r>
+      <w:proofErr w:type="gramStart"/>
+      <w:r>
+        <w:rPr>
+          <w:rFonts w:ascii="Courier" w:eastAsia="Courier" w:hAnsi="Courier" w:cs="Courier"/>
+          <w:color w:val="FFFFFF"/>
+          <w:sz w:val="22"/>
+          <w:szCs w:val="22"/>
+          <w:shd w:val="clear" w:color="auto" w:fill="00B6BA"/>
+        </w:rPr>
+        <w:t>/.</w:t>
       </w:r>
       <w:proofErr w:type="spellStart"/>
       <w:r>
@@ -6187,6 +6263,7 @@
         <w:t>bashrc</w:t>
       </w:r>
       <w:proofErr w:type="spellEnd"/>
+      <w:proofErr w:type="gramEnd"/>
     </w:p>
     <w:p>
       <w:pPr>
@@ -6934,7 +7011,7 @@
 </file>
 
 <file path=word/endnotes.xml><?xml version="1.0" encoding="utf-8"?>
-<w:endnotes xmlns:wpc="http://schemas.microsoft.com/office/word/2010/wordprocessingCanvas" xmlns:cx="http://schemas.microsoft.com/office/drawing/2014/chartex" xmlns:cx1="http://schemas.microsoft.com/office/drawing/2015/9/8/chartex" xmlns:cx2="http://schemas.microsoft.com/office/drawing/2015/10/21/chartex" xmlns:cx3="http://schemas.microsoft.com/office/drawing/2016/5/9/chartex" xmlns:cx4="http://schemas.microsoft.com/office/drawing/2016/5/10/chartex" xmlns:cx5="http://schemas.microsoft.com/office/drawing/2016/5/11/chartex" xmlns:cx6="http://schemas.microsoft.com/office/drawing/2016/5/12/chartex" xmlns:cx7="http://schemas.microsoft.com/office/drawing/2016/5/13/chartex" xmlns:cx8="http://schemas.microsoft.com/office/drawing/2016/5/14/chartex" xmlns:mc="http://schemas.openxmlformats.org/markup-compatibility/2006" xmlns:aink="http://schemas.microsoft.com/office/drawing/2016/ink" xmlns:am3d="http://schemas.microsoft.com/office/drawing/2017/model3d" xmlns:o="urn:schemas-microsoft-com:office:office" xmlns:oel="http://schemas.microsoft.com/office/2019/extlst" xmlns:r="http://schemas.openxmlformats.org/officeDocument/2006/relationships" xmlns:m="http://schemas.openxmlformats.org/officeDocument/2006/math" xmlns:v="urn:schemas-microsoft-com:vml" xmlns:wp14="http://schemas.microsoft.com/office/word/2010/wordprocessingDrawing" xmlns:wp="http://schemas.openxmlformats.org/drawingml/2006/wordprocessingDrawing" xmlns:w10="urn:schemas-microsoft-com:office:word" xmlns:w="http://schemas.openxmlformats.org/wordprocessingml/2006/main" xmlns:w14="http://schemas.microsoft.com/office/word/2010/wordml" xmlns:w15="http://schemas.microsoft.com/office/word/2012/wordml" xmlns:w16cex="http://schemas.microsoft.com/office/word/2018/wordml/cex" xmlns:w16cid="http://schemas.microsoft.com/office/word/2016/wordml/cid" xmlns:w16="http://schemas.microsoft.com/office/word/2018/wordml" xmlns:w16sdtdh="http://schemas.microsoft.com/office/word/2020/wordml/sdtdatahash" xmlns:w16se="http://schemas.microsoft.com/office/word/2015/wordml/symex" xmlns:wpg="http://schemas.microsoft.com/office/word/2010/wordprocessingGroup" xmlns:wpi="http://schemas.microsoft.com/office/word/2010/wordprocessingInk" xmlns:wne="http://schemas.microsoft.com/office/word/2006/wordml" xmlns:wps="http://schemas.microsoft.com/office/word/2010/wordprocessingShape" mc:Ignorable="w14 w15 w16se w16cid w16 w16cex w16sdtdh wp14">
+<w:endnotes xmlns:wpc="http://schemas.microsoft.com/office/word/2010/wordprocessingCanvas" xmlns:cx="http://schemas.microsoft.com/office/drawing/2014/chartex" xmlns:cx1="http://schemas.microsoft.com/office/drawing/2015/9/8/chartex" xmlns:cx2="http://schemas.microsoft.com/office/drawing/2015/10/21/chartex" xmlns:cx3="http://schemas.microsoft.com/office/drawing/2016/5/9/chartex" xmlns:cx4="http://schemas.microsoft.com/office/drawing/2016/5/10/chartex" xmlns:cx5="http://schemas.microsoft.com/office/drawing/2016/5/11/chartex" xmlns:cx6="http://schemas.microsoft.com/office/drawing/2016/5/12/chartex" xmlns:cx7="http://schemas.microsoft.com/office/drawing/2016/5/13/chartex" xmlns:cx8="http://schemas.microsoft.com/office/drawing/2016/5/14/chartex" xmlns:mc="http://schemas.openxmlformats.org/markup-compatibility/2006" xmlns:aink="http://schemas.microsoft.com/office/drawing/2016/ink" xmlns:am3d="http://schemas.microsoft.com/office/drawing/2017/model3d" xmlns:o="urn:schemas-microsoft-com:office:office" xmlns:oel="http://schemas.microsoft.com/office/2019/extlst" xmlns:r="http://schemas.openxmlformats.org/officeDocument/2006/relationships" xmlns:m="http://schemas.openxmlformats.org/officeDocument/2006/math" xmlns:v="urn:schemas-microsoft-com:vml" xmlns:wp14="http://schemas.microsoft.com/office/word/2010/wordprocessingDrawing" xmlns:wp="http://schemas.openxmlformats.org/drawingml/2006/wordprocessingDrawing" xmlns:w10="urn:schemas-microsoft-com:office:word" xmlns:w="http://schemas.openxmlformats.org/wordprocessingml/2006/main" xmlns:w14="http://schemas.microsoft.com/office/word/2010/wordml" xmlns:w15="http://schemas.microsoft.com/office/word/2012/wordml" xmlns:w16cex="http://schemas.microsoft.com/office/word/2018/wordml/cex" xmlns:w16cid="http://schemas.microsoft.com/office/word/2016/wordml/cid" xmlns:w16="http://schemas.microsoft.com/office/word/2018/wordml" xmlns:w16du="http://schemas.microsoft.com/office/word/2023/wordml/word16du" xmlns:w16sdtdh="http://schemas.microsoft.com/office/word/2020/wordml/sdtdatahash" xmlns:w16sdtfl="http://schemas.microsoft.com/office/word/2024/wordml/sdtformatlock" xmlns:w16se="http://schemas.microsoft.com/office/word/2015/wordml/symex" xmlns:wpg="http://schemas.microsoft.com/office/word/2010/wordprocessingGroup" xmlns:wpi="http://schemas.microsoft.com/office/word/2010/wordprocessingInk" xmlns:wne="http://schemas.microsoft.com/office/word/2006/wordml" xmlns:wps="http://schemas.microsoft.com/office/word/2010/wordprocessingShape" mc:Ignorable="w14 w15 w16se w16cid w16 w16cex w16sdtdh w16sdtfl w16du wp14">
   <w:endnote w:type="separator" w:id="-1">
     <w:p>
       <w:r>
@@ -6953,7 +7030,7 @@
 </file>
 
 <file path=word/footer1.xml><?xml version="1.0" encoding="utf-8"?>
-<w:ftr xmlns:wpc="http://schemas.microsoft.com/office/word/2010/wordprocessingCanvas" xmlns:cx="http://schemas.microsoft.com/office/drawing/2014/chartex" xmlns:cx1="http://schemas.microsoft.com/office/drawing/2015/9/8/chartex" xmlns:cx2="http://schemas.microsoft.com/office/drawing/2015/10/21/chartex" xmlns:cx3="http://schemas.microsoft.com/office/drawing/2016/5/9/chartex" xmlns:cx4="http://schemas.microsoft.com/office/drawing/2016/5/10/chartex" xmlns:cx5="http://schemas.microsoft.com/office/drawing/2016/5/11/chartex" xmlns:cx6="http://schemas.microsoft.com/office/drawing/2016/5/12/chartex" xmlns:cx7="http://schemas.microsoft.com/office/drawing/2016/5/13/chartex" xmlns:cx8="http://schemas.microsoft.com/office/drawing/2016/5/14/chartex" xmlns:mc="http://schemas.openxmlformats.org/markup-compatibility/2006" xmlns:aink="http://schemas.microsoft.com/office/drawing/2016/ink" xmlns:am3d="http://schemas.microsoft.com/office/drawing/2017/model3d" xmlns:o="urn:schemas-microsoft-com:office:office" xmlns:oel="http://schemas.microsoft.com/office/2019/extlst" xmlns:r="http://schemas.openxmlformats.org/officeDocument/2006/relationships" xmlns:m="http://schemas.openxmlformats.org/officeDocument/2006/math" xmlns:v="urn:schemas-microsoft-com:vml" xmlns:wp14="http://schemas.microsoft.com/office/word/2010/wordprocessingDrawing" xmlns:wp="http://schemas.openxmlformats.org/drawingml/2006/wordprocessingDrawing" xmlns:w10="urn:schemas-microsoft-com:office:word" xmlns:w="http://schemas.openxmlformats.org/wordprocessingml/2006/main" xmlns:w14="http://schemas.microsoft.com/office/word/2010/wordml" xmlns:w15="http://schemas.microsoft.com/office/word/2012/wordml" xmlns:w16cex="http://schemas.microsoft.com/office/word/2018/wordml/cex" xmlns:w16cid="http://schemas.microsoft.com/office/word/2016/wordml/cid" xmlns:w16="http://schemas.microsoft.com/office/word/2018/wordml" xmlns:w16sdtdh="http://schemas.microsoft.com/office/word/2020/wordml/sdtdatahash" xmlns:w16se="http://schemas.microsoft.com/office/word/2015/wordml/symex" xmlns:wpg="http://schemas.microsoft.com/office/word/2010/wordprocessingGroup" xmlns:wpi="http://schemas.microsoft.com/office/word/2010/wordprocessingInk" xmlns:wne="http://schemas.microsoft.com/office/word/2006/wordml" xmlns:wps="http://schemas.microsoft.com/office/word/2010/wordprocessingShape" mc:Ignorable="w14 w15 w16se w16cid w16 w16cex w16sdtdh wp14">
+<w:ftr xmlns:wpc="http://schemas.microsoft.com/office/word/2010/wordprocessingCanvas" xmlns:cx="http://schemas.microsoft.com/office/drawing/2014/chartex" xmlns:cx1="http://schemas.microsoft.com/office/drawing/2015/9/8/chartex" xmlns:cx2="http://schemas.microsoft.com/office/drawing/2015/10/21/chartex" xmlns:cx3="http://schemas.microsoft.com/office/drawing/2016/5/9/chartex" xmlns:cx4="http://schemas.microsoft.com/office/drawing/2016/5/10/chartex" xmlns:cx5="http://schemas.microsoft.com/office/drawing/2016/5/11/chartex" xmlns:cx6="http://schemas.microsoft.com/office/drawing/2016/5/12/chartex" xmlns:cx7="http://schemas.microsoft.com/office/drawing/2016/5/13/chartex" xmlns:cx8="http://schemas.microsoft.com/office/drawing/2016/5/14/chartex" xmlns:mc="http://schemas.openxmlformats.org/markup-compatibility/2006" xmlns:aink="http://schemas.microsoft.com/office/drawing/2016/ink" xmlns:am3d="http://schemas.microsoft.com/office/drawing/2017/model3d" xmlns:o="urn:schemas-microsoft-com:office:office" xmlns:oel="http://schemas.microsoft.com/office/2019/extlst" xmlns:r="http://schemas.openxmlformats.org/officeDocument/2006/relationships" xmlns:m="http://schemas.openxmlformats.org/officeDocument/2006/math" xmlns:v="urn:schemas-microsoft-com:vml" xmlns:wp14="http://schemas.microsoft.com/office/word/2010/wordprocessingDrawing" xmlns:wp="http://schemas.openxmlformats.org/drawingml/2006/wordprocessingDrawing" xmlns:w10="urn:schemas-microsoft-com:office:word" xmlns:w="http://schemas.openxmlformats.org/wordprocessingml/2006/main" xmlns:w14="http://schemas.microsoft.com/office/word/2010/wordml" xmlns:w15="http://schemas.microsoft.com/office/word/2012/wordml" xmlns:w16cex="http://schemas.microsoft.com/office/word/2018/wordml/cex" xmlns:w16cid="http://schemas.microsoft.com/office/word/2016/wordml/cid" xmlns:w16="http://schemas.microsoft.com/office/word/2018/wordml" xmlns:w16du="http://schemas.microsoft.com/office/word/2023/wordml/word16du" xmlns:w16sdtdh="http://schemas.microsoft.com/office/word/2020/wordml/sdtdatahash" xmlns:w16sdtfl="http://schemas.microsoft.com/office/word/2024/wordml/sdtformatlock" xmlns:w16se="http://schemas.microsoft.com/office/word/2015/wordml/symex" xmlns:wpg="http://schemas.microsoft.com/office/word/2010/wordprocessingGroup" xmlns:wpi="http://schemas.microsoft.com/office/word/2010/wordprocessingInk" xmlns:wne="http://schemas.microsoft.com/office/word/2006/wordml" xmlns:wps="http://schemas.microsoft.com/office/word/2010/wordprocessingShape" mc:Ignorable="w14 w15 w16se w16cid w16 w16cex w16sdtdh w16sdtfl w16du wp14">
   <w:p>
     <w:pPr>
       <w:pStyle w:val="Footer"/>
@@ -7084,7 +7161,7 @@
 </file>
 
 <file path=word/footnotes.xml><?xml version="1.0" encoding="utf-8"?>
-<w:footnotes xmlns:wpc="http://schemas.microsoft.com/office/word/2010/wordprocessingCanvas" xmlns:cx="http://schemas.microsoft.com/office/drawing/2014/chartex" xmlns:cx1="http://schemas.microsoft.com/office/drawing/2015/9/8/chartex" xmlns:cx2="http://schemas.microsoft.com/office/drawing/2015/10/21/chartex" xmlns:cx3="http://schemas.microsoft.com/office/drawing/2016/5/9/chartex" xmlns:cx4="http://schemas.microsoft.com/office/drawing/2016/5/10/chartex" xmlns:cx5="http://schemas.microsoft.com/office/drawing/2016/5/11/chartex" xmlns:cx6="http://schemas.microsoft.com/office/drawing/2016/5/12/chartex" xmlns:cx7="http://schemas.microsoft.com/office/drawing/2016/5/13/chartex" xmlns:cx8="http://schemas.microsoft.com/office/drawing/2016/5/14/chartex" xmlns:mc="http://schemas.openxmlformats.org/markup-compatibility/2006" xmlns:aink="http://schemas.microsoft.com/office/drawing/2016/ink" xmlns:am3d="http://schemas.microsoft.com/office/drawing/2017/model3d" xmlns:o="urn:schemas-microsoft-com:office:office" xmlns:oel="http://schemas.microsoft.com/office/2019/extlst" xmlns:r="http://schemas.openxmlformats.org/officeDocument/2006/relationships" xmlns:m="http://schemas.openxmlformats.org/officeDocument/2006/math" xmlns:v="urn:schemas-microsoft-com:vml" xmlns:wp14="http://schemas.microsoft.com/office/word/2010/wordprocessingDrawing" xmlns:wp="http://schemas.openxmlformats.org/drawingml/2006/wordprocessingDrawing" xmlns:w10="urn:schemas-microsoft-com:office:word" xmlns:w="http://schemas.openxmlformats.org/wordprocessingml/2006/main" xmlns:w14="http://schemas.microsoft.com/office/word/2010/wordml" xmlns:w15="http://schemas.microsoft.com/office/word/2012/wordml" xmlns:w16cex="http://schemas.microsoft.com/office/word/2018/wordml/cex" xmlns:w16cid="http://schemas.microsoft.com/office/word/2016/wordml/cid" xmlns:w16="http://schemas.microsoft.com/office/word/2018/wordml" xmlns:w16sdtdh="http://schemas.microsoft.com/office/word/2020/wordml/sdtdatahash" xmlns:w16se="http://schemas.microsoft.com/office/word/2015/wordml/symex" xmlns:wpg="http://schemas.microsoft.com/office/word/2010/wordprocessingGroup" xmlns:wpi="http://schemas.microsoft.com/office/word/2010/wordprocessingInk" xmlns:wne="http://schemas.microsoft.com/office/word/2006/wordml" xmlns:wps="http://schemas.microsoft.com/office/word/2010/wordprocessingShape" mc:Ignorable="w14 w15 w16se w16cid w16 w16cex w16sdtdh wp14">
+<w:footnotes xmlns:wpc="http://schemas.microsoft.com/office/word/2010/wordprocessingCanvas" xmlns:cx="http://schemas.microsoft.com/office/drawing/2014/chartex" xmlns:cx1="http://schemas.microsoft.com/office/drawing/2015/9/8/chartex" xmlns:cx2="http://schemas.microsoft.com/office/drawing/2015/10/21/chartex" xmlns:cx3="http://schemas.microsoft.com/office/drawing/2016/5/9/chartex" xmlns:cx4="http://schemas.microsoft.com/office/drawing/2016/5/10/chartex" xmlns:cx5="http://schemas.microsoft.com/office/drawing/2016/5/11/chartex" xmlns:cx6="http://schemas.microsoft.com/office/drawing/2016/5/12/chartex" xmlns:cx7="http://schemas.microsoft.com/office/drawing/2016/5/13/chartex" xmlns:cx8="http://schemas.microsoft.com/office/drawing/2016/5/14/chartex" xmlns:mc="http://schemas.openxmlformats.org/markup-compatibility/2006" xmlns:aink="http://schemas.microsoft.com/office/drawing/2016/ink" xmlns:am3d="http://schemas.microsoft.com/office/drawing/2017/model3d" xmlns:o="urn:schemas-microsoft-com:office:office" xmlns:oel="http://schemas.microsoft.com/office/2019/extlst" xmlns:r="http://schemas.openxmlformats.org/officeDocument/2006/relationships" xmlns:m="http://schemas.openxmlformats.org/officeDocument/2006/math" xmlns:v="urn:schemas-microsoft-com:vml" xmlns:wp14="http://schemas.microsoft.com/office/word/2010/wordprocessingDrawing" xmlns:wp="http://schemas.openxmlformats.org/drawingml/2006/wordprocessingDrawing" xmlns:w10="urn:schemas-microsoft-com:office:word" xmlns:w="http://schemas.openxmlformats.org/wordprocessingml/2006/main" xmlns:w14="http://schemas.microsoft.com/office/word/2010/wordml" xmlns:w15="http://schemas.microsoft.com/office/word/2012/wordml" xmlns:w16cex="http://schemas.microsoft.com/office/word/2018/wordml/cex" xmlns:w16cid="http://schemas.microsoft.com/office/word/2016/wordml/cid" xmlns:w16="http://schemas.microsoft.com/office/word/2018/wordml" xmlns:w16du="http://schemas.microsoft.com/office/word/2023/wordml/word16du" xmlns:w16sdtdh="http://schemas.microsoft.com/office/word/2020/wordml/sdtdatahash" xmlns:w16sdtfl="http://schemas.microsoft.com/office/word/2024/wordml/sdtformatlock" xmlns:w16se="http://schemas.microsoft.com/office/word/2015/wordml/symex" xmlns:wpg="http://schemas.microsoft.com/office/word/2010/wordprocessingGroup" xmlns:wpi="http://schemas.microsoft.com/office/word/2010/wordprocessingInk" xmlns:wne="http://schemas.microsoft.com/office/word/2006/wordml" xmlns:wps="http://schemas.microsoft.com/office/word/2010/wordprocessingShape" mc:Ignorable="w14 w15 w16se w16cid w16 w16cex w16sdtdh w16sdtfl w16du wp14">
   <w:footnote w:type="separator" w:id="-1">
     <w:p>
       <w:r>
@@ -7103,7 +7180,7 @@
 </file>
 
 <file path=word/numbering.xml><?xml version="1.0" encoding="utf-8"?>
-<w:numbering xmlns:wpc="http://schemas.microsoft.com/office/word/2010/wordprocessingCanvas" xmlns:cx="http://schemas.microsoft.com/office/drawing/2014/chartex" xmlns:cx1="http://schemas.microsoft.com/office/drawing/2015/9/8/chartex" xmlns:cx2="http://schemas.microsoft.com/office/drawing/2015/10/21/chartex" xmlns:cx3="http://schemas.microsoft.com/office/drawing/2016/5/9/chartex" xmlns:cx4="http://schemas.microsoft.com/office/drawing/2016/5/10/chartex" xmlns:cx5="http://schemas.microsoft.com/office/drawing/2016/5/11/chartex" xmlns:cx6="http://schemas.microsoft.com/office/drawing/2016/5/12/chartex" xmlns:cx7="http://schemas.microsoft.com/office/drawing/2016/5/13/chartex" xmlns:cx8="http://schemas.microsoft.com/office/drawing/2016/5/14/chartex" xmlns:mc="http://schemas.openxmlformats.org/markup-compatibility/2006" xmlns:aink="http://schemas.microsoft.com/office/drawing/2016/ink" xmlns:am3d="http://schemas.microsoft.com/office/drawing/2017/model3d" xmlns:o="urn:schemas-microsoft-com:office:office" xmlns:oel="http://schemas.microsoft.com/office/2019/extlst" xmlns:r="http://schemas.openxmlformats.org/officeDocument/2006/relationships" xmlns:m="http://schemas.openxmlformats.org/officeDocument/2006/math" xmlns:v="urn:schemas-microsoft-com:vml" xmlns:wp14="http://schemas.microsoft.com/office/word/2010/wordprocessingDrawing" xmlns:wp="http://schemas.openxmlformats.org/drawingml/2006/wordprocessingDrawing" xmlns:w10="urn:schemas-microsoft-com:office:word" xmlns:w="http://schemas.openxmlformats.org/wordprocessingml/2006/main" xmlns:w14="http://schemas.microsoft.com/office/word/2010/wordml" xmlns:w15="http://schemas.microsoft.com/office/word/2012/wordml" xmlns:w16cex="http://schemas.microsoft.com/office/word/2018/wordml/cex" xmlns:w16cid="http://schemas.microsoft.com/office/word/2016/wordml/cid" xmlns:w16="http://schemas.microsoft.com/office/word/2018/wordml" xmlns:w16sdtdh="http://schemas.microsoft.com/office/word/2020/wordml/sdtdatahash" xmlns:w16se="http://schemas.microsoft.com/office/word/2015/wordml/symex" xmlns:wpg="http://schemas.microsoft.com/office/word/2010/wordprocessingGroup" xmlns:wpi="http://schemas.microsoft.com/office/word/2010/wordprocessingInk" xmlns:wne="http://schemas.microsoft.com/office/word/2006/wordml" xmlns:wps="http://schemas.microsoft.com/office/word/2010/wordprocessingShape" mc:Ignorable="w14 w15 w16se w16cid w16 w16cex w16sdtdh wp14">
+<w:numbering xmlns:wpc="http://schemas.microsoft.com/office/word/2010/wordprocessingCanvas" xmlns:cx="http://schemas.microsoft.com/office/drawing/2014/chartex" xmlns:cx1="http://schemas.microsoft.com/office/drawing/2015/9/8/chartex" xmlns:cx2="http://schemas.microsoft.com/office/drawing/2015/10/21/chartex" xmlns:cx3="http://schemas.microsoft.com/office/drawing/2016/5/9/chartex" xmlns:cx4="http://schemas.microsoft.com/office/drawing/2016/5/10/chartex" xmlns:cx5="http://schemas.microsoft.com/office/drawing/2016/5/11/chartex" xmlns:cx6="http://schemas.microsoft.com/office/drawing/2016/5/12/chartex" xmlns:cx7="http://schemas.microsoft.com/office/drawing/2016/5/13/chartex" xmlns:cx8="http://schemas.microsoft.com/office/drawing/2016/5/14/chartex" xmlns:mc="http://schemas.openxmlformats.org/markup-compatibility/2006" xmlns:aink="http://schemas.microsoft.com/office/drawing/2016/ink" xmlns:am3d="http://schemas.microsoft.com/office/drawing/2017/model3d" xmlns:o="urn:schemas-microsoft-com:office:office" xmlns:oel="http://schemas.microsoft.com/office/2019/extlst" xmlns:r="http://schemas.openxmlformats.org/officeDocument/2006/relationships" xmlns:m="http://schemas.openxmlformats.org/officeDocument/2006/math" xmlns:v="urn:schemas-microsoft-com:vml" xmlns:wp14="http://schemas.microsoft.com/office/word/2010/wordprocessingDrawing" xmlns:wp="http://schemas.openxmlformats.org/drawingml/2006/wordprocessingDrawing" xmlns:w10="urn:schemas-microsoft-com:office:word" xmlns:w="http://schemas.openxmlformats.org/wordprocessingml/2006/main" xmlns:w14="http://schemas.microsoft.com/office/word/2010/wordml" xmlns:w15="http://schemas.microsoft.com/office/word/2012/wordml" xmlns:w16cex="http://schemas.microsoft.com/office/word/2018/wordml/cex" xmlns:w16cid="http://schemas.microsoft.com/office/word/2016/wordml/cid" xmlns:w16="http://schemas.microsoft.com/office/word/2018/wordml" xmlns:w16du="http://schemas.microsoft.com/office/word/2023/wordml/word16du" xmlns:w16sdtdh="http://schemas.microsoft.com/office/word/2020/wordml/sdtdatahash" xmlns:w16sdtfl="http://schemas.microsoft.com/office/word/2024/wordml/sdtformatlock" xmlns:w16se="http://schemas.microsoft.com/office/word/2015/wordml/symex" xmlns:wpg="http://schemas.microsoft.com/office/word/2010/wordprocessingGroup" xmlns:wpi="http://schemas.microsoft.com/office/word/2010/wordprocessingInk" xmlns:wne="http://schemas.microsoft.com/office/word/2006/wordml" xmlns:wps="http://schemas.microsoft.com/office/word/2010/wordprocessingShape" mc:Ignorable="w14 w15 w16se w16cid w16 w16cex w16sdtdh w16sdtfl w16du wp14">
   <w:abstractNum w:abstractNumId="0" w15:restartNumberingAfterBreak="0">
     <w:nsid w:val="AFE3CF53"/>
     <w:multiLevelType w:val="singleLevel"/>
@@ -7177,7 +7254,7 @@
 </file>
 
 <file path=word/styles.xml><?xml version="1.0" encoding="utf-8"?>
-<w:styles xmlns:mc="http://schemas.openxmlformats.org/markup-compatibility/2006" xmlns:r="http://schemas.openxmlformats.org/officeDocument/2006/relationships" xmlns:w="http://schemas.openxmlformats.org/wordprocessingml/2006/main" xmlns:w14="http://schemas.microsoft.com/office/word/2010/wordml" xmlns:w15="http://schemas.microsoft.com/office/word/2012/wordml" xmlns:w16cex="http://schemas.microsoft.com/office/word/2018/wordml/cex" xmlns:w16cid="http://schemas.microsoft.com/office/word/2016/wordml/cid" xmlns:w16="http://schemas.microsoft.com/office/word/2018/wordml" xmlns:w16sdtdh="http://schemas.microsoft.com/office/word/2020/wordml/sdtdatahash" xmlns:w16se="http://schemas.microsoft.com/office/word/2015/wordml/symex" mc:Ignorable="w14 w15 w16se w16cid w16 w16cex w16sdtdh">
+<w:styles xmlns:mc="http://schemas.openxmlformats.org/markup-compatibility/2006" xmlns:r="http://schemas.openxmlformats.org/officeDocument/2006/relationships" xmlns:w="http://schemas.openxmlformats.org/wordprocessingml/2006/main" xmlns:w14="http://schemas.microsoft.com/office/word/2010/wordml" xmlns:w15="http://schemas.microsoft.com/office/word/2012/wordml" xmlns:w16cex="http://schemas.microsoft.com/office/word/2018/wordml/cex" xmlns:w16cid="http://schemas.microsoft.com/office/word/2016/wordml/cid" xmlns:w16="http://schemas.microsoft.com/office/word/2018/wordml" xmlns:w16du="http://schemas.microsoft.com/office/word/2023/wordml/word16du" xmlns:w16sdtdh="http://schemas.microsoft.com/office/word/2020/wordml/sdtdatahash" xmlns:w16sdtfl="http://schemas.microsoft.com/office/word/2024/wordml/sdtformatlock" xmlns:w16se="http://schemas.microsoft.com/office/word/2015/wordml/symex" mc:Ignorable="w14 w15 w16se w16cid w16 w16cex w16sdtdh w16sdtfl w16du">
   <w:docDefaults>
     <w:rPrDefault>
       <w:rPr>
